--- a/klagomål/S 648-2024 FSC-klagomål.docx
+++ b/klagomål/S 648-2024 FSC-klagomål.docx
@@ -663,7 +663,7 @@
     <w:r>
       <w:tab/>
       <w:tab/>
-      <w:t>2026-09-14</w:t>
+      <w:t>2026-09-15</w:t>
       <w:br/>
       <w:br/>
     </w:r>

--- a/klagomål/S 648-2024 FSC-klagomål.docx
+++ b/klagomål/S 648-2024 FSC-klagomål.docx
@@ -663,7 +663,7 @@
     <w:r>
       <w:tab/>
       <w:tab/>
-      <w:t>2026-09-15</w:t>
+      <w:t>2026-09-16</w:t>
       <w:br/>
       <w:br/>
     </w:r>

--- a/klagomål/S 648-2024 FSC-klagomål.docx
+++ b/klagomål/S 648-2024 FSC-klagomål.docx
@@ -663,7 +663,7 @@
     <w:r>
       <w:tab/>
       <w:tab/>
-      <w:t>2026-09-16</w:t>
+      <w:t>2026-09-17</w:t>
       <w:br/>
       <w:br/>
     </w:r>

--- a/klagomål/S 648-2024 FSC-klagomål.docx
+++ b/klagomål/S 648-2024 FSC-klagomål.docx
@@ -663,7 +663,7 @@
     <w:r>
       <w:tab/>
       <w:tab/>
-      <w:t>2026-09-17</w:t>
+      <w:t>2026-09-18</w:t>
       <w:br/>
       <w:br/>
     </w:r>

--- a/klagomål/S 648-2024 FSC-klagomål.docx
+++ b/klagomål/S 648-2024 FSC-klagomål.docx
@@ -663,7 +663,7 @@
     <w:r>
       <w:tab/>
       <w:tab/>
-      <w:t>2026-09-18</w:t>
+      <w:t>2026-09-19</w:t>
       <w:br/>
       <w:br/>
     </w:r>

--- a/klagomål/S 648-2024 FSC-klagomål.docx
+++ b/klagomål/S 648-2024 FSC-klagomål.docx
@@ -663,7 +663,7 @@
     <w:r>
       <w:tab/>
       <w:tab/>
-      <w:t>2026-09-19</w:t>
+      <w:t>2026-09-21</w:t>
       <w:br/>
       <w:br/>
     </w:r>

--- a/klagomål/S 648-2024 FSC-klagomål.docx
+++ b/klagomål/S 648-2024 FSC-klagomål.docx
@@ -663,7 +663,7 @@
     <w:r>
       <w:tab/>
       <w:tab/>
-      <w:t>2026-09-21</w:t>
+      <w:t>2026-09-23</w:t>
       <w:br/>
       <w:br/>
     </w:r>

--- a/klagomål/S 648-2024 FSC-klagomål.docx
+++ b/klagomål/S 648-2024 FSC-klagomål.docx
@@ -663,7 +663,7 @@
     <w:r>
       <w:tab/>
       <w:tab/>
-      <w:t>2026-09-23</w:t>
+      <w:t>2026-09-24</w:t>
       <w:br/>
       <w:br/>
     </w:r>

--- a/klagomål/S 648-2024 FSC-klagomål.docx
+++ b/klagomål/S 648-2024 FSC-klagomål.docx
@@ -663,7 +663,7 @@
     <w:r>
       <w:tab/>
       <w:tab/>
-      <w:t>2026-09-24</w:t>
+      <w:t>2026-09-25</w:t>
       <w:br/>
       <w:br/>
     </w:r>

--- a/klagomål/S 648-2024 FSC-klagomål.docx
+++ b/klagomål/S 648-2024 FSC-klagomål.docx
@@ -663,7 +663,7 @@
     <w:r>
       <w:tab/>
       <w:tab/>
-      <w:t>2026-09-25</w:t>
+      <w:t>2026-09-26</w:t>
       <w:br/>
       <w:br/>
     </w:r>

--- a/klagomål/S 648-2024 FSC-klagomål.docx
+++ b/klagomål/S 648-2024 FSC-klagomål.docx
@@ -663,7 +663,7 @@
     <w:r>
       <w:tab/>
       <w:tab/>
-      <w:t>2026-09-26</w:t>
+      <w:t>2026-09-27</w:t>
       <w:br/>
       <w:br/>
     </w:r>

--- a/klagomål/S 648-2024 FSC-klagomål.docx
+++ b/klagomål/S 648-2024 FSC-klagomål.docx
@@ -663,7 +663,7 @@
     <w:r>
       <w:tab/>
       <w:tab/>
-      <w:t>2026-09-27</w:t>
+      <w:t>2026-09-28</w:t>
       <w:br/>
       <w:br/>
     </w:r>

--- a/klagomål/S 648-2024 FSC-klagomål.docx
+++ b/klagomål/S 648-2024 FSC-klagomål.docx
@@ -663,7 +663,7 @@
     <w:r>
       <w:tab/>
       <w:tab/>
-      <w:t>2026-09-28</w:t>
+      <w:t>2026-09-29</w:t>
       <w:br/>
       <w:br/>
     </w:r>

--- a/klagomål/S 648-2024 FSC-klagomål.docx
+++ b/klagomål/S 648-2024 FSC-klagomål.docx
@@ -663,7 +663,7 @@
     <w:r>
       <w:tab/>
       <w:tab/>
-      <w:t>2026-09-29</w:t>
+      <w:t>2026-09-30</w:t>
       <w:br/>
       <w:br/>
     </w:r>

--- a/klagomål/S 648-2024 FSC-klagomål.docx
+++ b/klagomål/S 648-2024 FSC-klagomål.docx
@@ -663,7 +663,7 @@
     <w:r>
       <w:tab/>
       <w:tab/>
-      <w:t>2026-09-30</w:t>
+      <w:t>2026-10-01</w:t>
       <w:br/>
       <w:br/>
     </w:r>

--- a/klagomål/S 648-2024 FSC-klagomål.docx
+++ b/klagomål/S 648-2024 FSC-klagomål.docx
@@ -663,7 +663,7 @@
     <w:r>
       <w:tab/>
       <w:tab/>
-      <w:t>2026-10-01</w:t>
+      <w:t>2026-10-02</w:t>
       <w:br/>
       <w:br/>
     </w:r>

--- a/klagomål/S 648-2024 FSC-klagomål.docx
+++ b/klagomål/S 648-2024 FSC-klagomål.docx
@@ -663,7 +663,7 @@
     <w:r>
       <w:tab/>
       <w:tab/>
-      <w:t>2026-10-02</w:t>
+      <w:t>2026-10-03</w:t>
       <w:br/>
       <w:br/>
     </w:r>

--- a/klagomål/S 648-2024 FSC-klagomål.docx
+++ b/klagomål/S 648-2024 FSC-klagomål.docx
@@ -663,7 +663,7 @@
     <w:r>
       <w:tab/>
       <w:tab/>
-      <w:t>2026-10-03</w:t>
+      <w:t>2026-10-04</w:t>
       <w:br/>
       <w:br/>
     </w:r>

--- a/klagomål/S 648-2024 FSC-klagomål.docx
+++ b/klagomål/S 648-2024 FSC-klagomål.docx
@@ -663,7 +663,7 @@
     <w:r>
       <w:tab/>
       <w:tab/>
-      <w:t>2026-10-04</w:t>
+      <w:t>2026-10-05</w:t>
       <w:br/>
       <w:br/>
     </w:r>

--- a/klagomål/S 648-2024 FSC-klagomål.docx
+++ b/klagomål/S 648-2024 FSC-klagomål.docx
@@ -663,7 +663,7 @@
     <w:r>
       <w:tab/>
       <w:tab/>
-      <w:t>2026-10-05</w:t>
+      <w:t>2026-10-06</w:t>
       <w:br/>
       <w:br/>
     </w:r>

--- a/klagomål/S 648-2024 FSC-klagomål.docx
+++ b/klagomål/S 648-2024 FSC-klagomål.docx
@@ -663,7 +663,7 @@
     <w:r>
       <w:tab/>
       <w:tab/>
-      <w:t>2026-10-06</w:t>
+      <w:t>2026-10-07</w:t>
       <w:br/>
       <w:br/>
     </w:r>

--- a/klagomål/S 648-2024 FSC-klagomål.docx
+++ b/klagomål/S 648-2024 FSC-klagomål.docx
@@ -663,7 +663,7 @@
     <w:r>
       <w:tab/>
       <w:tab/>
-      <w:t>2026-10-07</w:t>
+      <w:t>2026-10-08</w:t>
       <w:br/>
       <w:br/>
     </w:r>

--- a/klagomål/S 648-2024 FSC-klagomål.docx
+++ b/klagomål/S 648-2024 FSC-klagomål.docx
@@ -663,7 +663,7 @@
     <w:r>
       <w:tab/>
       <w:tab/>
-      <w:t>2026-10-08</w:t>
+      <w:t>2026-10-09</w:t>
       <w:br/>
       <w:br/>
     </w:r>

--- a/klagomål/S 648-2024 FSC-klagomål.docx
+++ b/klagomål/S 648-2024 FSC-klagomål.docx
@@ -663,7 +663,7 @@
     <w:r>
       <w:tab/>
       <w:tab/>
-      <w:t>2026-10-09</w:t>
+      <w:t>2026-10-10</w:t>
       <w:br/>
       <w:br/>
     </w:r>

--- a/klagomål/S 648-2024 FSC-klagomål.docx
+++ b/klagomål/S 648-2024 FSC-klagomål.docx
@@ -663,7 +663,7 @@
     <w:r>
       <w:tab/>
       <w:tab/>
-      <w:t>2026-10-10</w:t>
+      <w:t>2026-10-11</w:t>
       <w:br/>
       <w:br/>
     </w:r>

--- a/klagomål/S 648-2024 FSC-klagomål.docx
+++ b/klagomål/S 648-2024 FSC-klagomål.docx
@@ -663,7 +663,7 @@
     <w:r>
       <w:tab/>
       <w:tab/>
-      <w:t>2026-10-11</w:t>
+      <w:t>2026-10-12</w:t>
       <w:br/>
       <w:br/>
     </w:r>

--- a/klagomål/S 648-2024 FSC-klagomål.docx
+++ b/klagomål/S 648-2024 FSC-klagomål.docx
@@ -663,7 +663,7 @@
     <w:r>
       <w:tab/>
       <w:tab/>
-      <w:t>2026-10-12</w:t>
+      <w:t>2026-10-13</w:t>
       <w:br/>
       <w:br/>
     </w:r>

--- a/klagomål/S 648-2024 FSC-klagomål.docx
+++ b/klagomål/S 648-2024 FSC-klagomål.docx
@@ -663,7 +663,7 @@
     <w:r>
       <w:tab/>
       <w:tab/>
-      <w:t>2026-10-13</w:t>
+      <w:t>2026-10-14</w:t>
       <w:br/>
       <w:br/>
     </w:r>

--- a/klagomål/S 648-2024 FSC-klagomål.docx
+++ b/klagomål/S 648-2024 FSC-klagomål.docx
@@ -663,7 +663,7 @@
     <w:r>
       <w:tab/>
       <w:tab/>
-      <w:t>2026-10-14</w:t>
+      <w:t>2026-10-15</w:t>
       <w:br/>
       <w:br/>
     </w:r>

--- a/klagomål/S 648-2024 FSC-klagomål.docx
+++ b/klagomål/S 648-2024 FSC-klagomål.docx
@@ -663,7 +663,7 @@
     <w:r>
       <w:tab/>
       <w:tab/>
-      <w:t>2026-10-15</w:t>
+      <w:t>2026-10-16</w:t>
       <w:br/>
       <w:br/>
     </w:r>

--- a/klagomål/S 648-2024 FSC-klagomål.docx
+++ b/klagomål/S 648-2024 FSC-klagomål.docx
@@ -216,12 +216,12 @@
         <w:spacing w:after="240"/>
       </w:pPr>
       <w:r>
-        <w:t>Figur 1. Fyndplatser för naturvårdsarter i samrådsanmälan. Markörer utan svart kant är placerade på fyndplatsen. Markörer med svart kant är placerade vid sidan av fyndplatsen och har ett svart streck som visar fyndplatsens exakta position. Kartans mittpunktskoordinat är N 6272926, E 394558 i SWEREF 99 TM.</w:t>
+        <w:t>Figur 1. Fyndplatser för naturvårdsarter i och inom 13 meter från samrådsanmälan. Markörer utan svart kant är placerade på fyndplatsen. Markörer med svart kant är placerade vid sidan av fyndplatsen och har ett svart streck som visar fyndplatsens exakta position. Kartans mittpunktskoordinat är N 6272926, E 394558 i SWEREF 99 TM.</w:t>
       </w:r>
     </w:p>
     <w:p>
       <w:r>
-        <w:t>I samrådsanmälan finns fynd av 3 naturvårdsarter, varav 3 är rödlistade: ljungögontröst (EN), hårginst (NT) och svartvit taggsvamp (NT). Se Figur 1.</w:t>
+        <w:t>I och inom 13 meter från samrådsanmälan finns fynd av 3 naturvårdsarter, varav 3 är rödlistade: ljungögontröst (EN), hårginst (NT) och svartvit taggsvamp (NT). Se Figur 1.</w:t>
       </w:r>
     </w:p>
     <w:p>
@@ -663,7 +663,7 @@
     <w:r>
       <w:tab/>
       <w:tab/>
-      <w:t>2026-10-16</w:t>
+      <w:t>2026-10-17</w:t>
       <w:br/>
       <w:br/>
     </w:r>

--- a/klagomål/S 648-2024 FSC-klagomål.docx
+++ b/klagomål/S 648-2024 FSC-klagomål.docx
@@ -663,7 +663,7 @@
     <w:r>
       <w:tab/>
       <w:tab/>
-      <w:t>2026-10-17</w:t>
+      <w:t>2026-10-18</w:t>
       <w:br/>
       <w:br/>
     </w:r>

--- a/klagomål/S 648-2024 FSC-klagomål.docx
+++ b/klagomål/S 648-2024 FSC-klagomål.docx
@@ -663,7 +663,7 @@
     <w:r>
       <w:tab/>
       <w:tab/>
-      <w:t>2026-10-18</w:t>
+      <w:t>2026-10-19</w:t>
       <w:br/>
       <w:br/>
     </w:r>

--- a/klagomål/S 648-2024 FSC-klagomål.docx
+++ b/klagomål/S 648-2024 FSC-klagomål.docx
@@ -663,7 +663,7 @@
     <w:r>
       <w:tab/>
       <w:tab/>
-      <w:t>2026-10-19</w:t>
+      <w:t>2026-10-20</w:t>
       <w:br/>
       <w:br/>
     </w:r>

--- a/klagomål/S 648-2024 FSC-klagomål.docx
+++ b/klagomål/S 648-2024 FSC-klagomål.docx
@@ -663,7 +663,7 @@
     <w:r>
       <w:tab/>
       <w:tab/>
-      <w:t>2026-10-20</w:t>
+      <w:t>2026-10-21</w:t>
       <w:br/>
       <w:br/>
     </w:r>

--- a/klagomål/S 648-2024 FSC-klagomål.docx
+++ b/klagomål/S 648-2024 FSC-klagomål.docx
@@ -663,7 +663,7 @@
     <w:r>
       <w:tab/>
       <w:tab/>
-      <w:t>2026-10-21</w:t>
+      <w:t>2026-10-22</w:t>
       <w:br/>
       <w:br/>
     </w:r>

--- a/klagomål/S 648-2024 FSC-klagomål.docx
+++ b/klagomål/S 648-2024 FSC-klagomål.docx
@@ -663,7 +663,7 @@
     <w:r>
       <w:tab/>
       <w:tab/>
-      <w:t>2026-10-22</w:t>
+      <w:t>2026-10-23</w:t>
       <w:br/>
       <w:br/>
     </w:r>

--- a/klagomål/S 648-2024 FSC-klagomål.docx
+++ b/klagomål/S 648-2024 FSC-klagomål.docx
@@ -663,7 +663,7 @@
     <w:r>
       <w:tab/>
       <w:tab/>
-      <w:t>2026-10-23</w:t>
+      <w:t>2026-10-24</w:t>
       <w:br/>
       <w:br/>
     </w:r>

--- a/klagomål/S 648-2024 FSC-klagomål.docx
+++ b/klagomål/S 648-2024 FSC-klagomål.docx
@@ -663,7 +663,7 @@
     <w:r>
       <w:tab/>
       <w:tab/>
-      <w:t>2026-10-24</w:t>
+      <w:t>2026-10-25</w:t>
       <w:br/>
       <w:br/>
     </w:r>

--- a/klagomål/S 648-2024 FSC-klagomål.docx
+++ b/klagomål/S 648-2024 FSC-klagomål.docx
@@ -663,7 +663,7 @@
     <w:r>
       <w:tab/>
       <w:tab/>
-      <w:t>2026-10-25</w:t>
+      <w:t>2026-10-26</w:t>
       <w:br/>
       <w:br/>
     </w:r>

--- a/klagomål/S 648-2024 FSC-klagomål.docx
+++ b/klagomål/S 648-2024 FSC-klagomål.docx
@@ -663,7 +663,7 @@
     <w:r>
       <w:tab/>
       <w:tab/>
-      <w:t>2026-10-26</w:t>
+      <w:t>2026-10-27</w:t>
       <w:br/>
       <w:br/>
     </w:r>

--- a/klagomål/S 648-2024 FSC-klagomål.docx
+++ b/klagomål/S 648-2024 FSC-klagomål.docx
@@ -663,7 +663,7 @@
     <w:r>
       <w:tab/>
       <w:tab/>
-      <w:t>2026-10-27</w:t>
+      <w:t>2026-10-28</w:t>
       <w:br/>
       <w:br/>
     </w:r>

--- a/klagomål/S 648-2024 FSC-klagomål.docx
+++ b/klagomål/S 648-2024 FSC-klagomål.docx
@@ -663,7 +663,7 @@
     <w:r>
       <w:tab/>
       <w:tab/>
-      <w:t>2026-10-28</w:t>
+      <w:t>2026-10-29</w:t>
       <w:br/>
       <w:br/>
     </w:r>

--- a/klagomål/S 648-2024 FSC-klagomål.docx
+++ b/klagomål/S 648-2024 FSC-klagomål.docx
@@ -663,7 +663,7 @@
     <w:r>
       <w:tab/>
       <w:tab/>
-      <w:t>2026-10-29</w:t>
+      <w:t>2026-10-31</w:t>
       <w:br/>
       <w:br/>
     </w:r>
